--- a/project-personal/stage2/report/report.docx
+++ b/project-personal/stage2/report/report.docx
@@ -111,11 +111,11 @@
         <w:pStyle w:val="FirstParagraph"/>
       </w:pPr>
       <w:r>
-        <w:t xml:space="preserve">Создать индивидуальный сайт, постепенно его заполняя</w:t>
+        <w:t xml:space="preserve">Установите DVWA в гостевую систему к Kali Linux.</w:t>
       </w:r>
     </w:p>
     <w:bookmarkEnd w:id="20"/>
-    <w:bookmarkStart w:id="21" w:name="задание"/>
+    <w:bookmarkStart w:id="36" w:name="выполнение-индивидуального-проекта"/>
     <w:p>
       <w:pPr>
         <w:pStyle w:val="Heading1"/>
@@ -130,7 +130,7 @@
         <w:tab/>
       </w:r>
       <w:r>
-        <w:t xml:space="preserve">Задание</w:t>
+        <w:t xml:space="preserve">Выполнение индивидуального проекта</w:t>
       </w:r>
     </w:p>
     <w:p>
@@ -138,64 +138,7 @@
         <w:pStyle w:val="FirstParagraph"/>
       </w:pPr>
       <w:r>
-        <w:t xml:space="preserve">Разместить фотографию владельца сайта.</w:t>
-      </w:r>
-      <w:r>
-        <w:t xml:space="preserve"> </w:t>
-      </w:r>
-      <w:r>
-        <w:t xml:space="preserve">Разместить краткое описание владельца сайта (Biography).</w:t>
-      </w:r>
-      <w:r>
-        <w:t xml:space="preserve"> </w:t>
-      </w:r>
-      <w:r>
-        <w:t xml:space="preserve">Добавить информацию об интересах (Interests).</w:t>
-      </w:r>
-      <w:r>
-        <w:t xml:space="preserve"> </w:t>
-      </w:r>
-      <w:r>
-        <w:t xml:space="preserve">Добавить информацию от образовании (Education).</w:t>
-      </w:r>
-      <w:r>
-        <w:t xml:space="preserve"> </w:t>
-      </w:r>
-      <w:r>
-        <w:t xml:space="preserve">Сделать пост по прошедшей неделе.</w:t>
-      </w:r>
-      <w:r>
-        <w:t xml:space="preserve"> </w:t>
-      </w:r>
-      <w:r>
-        <w:t xml:space="preserve">Добавить пост на тему по выбору</w:t>
-      </w:r>
-    </w:p>
-    <w:bookmarkEnd w:id="21"/>
-    <w:bookmarkStart w:id="28" w:name="выполнение-индивидуального-проекта"/>
-    <w:p>
-      <w:pPr>
-        <w:pStyle w:val="Heading1"/>
-      </w:pPr>
-      <w:r>
-        <w:rPr>
-          <w:rStyle w:val="SectionNumber"/>
-        </w:rPr>
-        <w:t xml:space="preserve">3</w:t>
-      </w:r>
-      <w:r>
-        <w:tab/>
-      </w:r>
-      <w:r>
-        <w:t xml:space="preserve">Выполнение индивидуального проекта</w:t>
-      </w:r>
-    </w:p>
-    <w:p>
-      <w:pPr>
-        <w:pStyle w:val="FirstParagraph"/>
-      </w:pPr>
-      <w:r>
-        <w:t xml:space="preserve">Для начала нужно было загрузить фотографию, добавив ее в папку blog/content/authors/admin</w:t>
+        <w:t xml:space="preserve">Для начала откроем репозиторий и скопируем команду для установки DVWA</w:t>
       </w:r>
     </w:p>
     <w:p>
@@ -205,20 +148,20 @@
       <w:r>
         <w:drawing>
           <wp:inline>
-            <wp:extent cx="3657600" cy="1162050"/>
+            <wp:extent cx="5334000" cy="3631481"/>
             <wp:effectExtent b="0" l="0" r="0" t="0"/>
-            <wp:docPr descr="1" title="" id="23" name="Picture"/>
+            <wp:docPr descr="1" title="" id="22" name="Picture"/>
             <a:graphic>
               <a:graphicData uri="http://schemas.openxmlformats.org/drawingml/2006/picture">
                 <pic:pic>
                   <pic:nvPicPr>
-                    <pic:cNvPr descr="image/1.png" id="24" name="Picture"/>
+                    <pic:cNvPr descr="image/1.png" id="23" name="Picture"/>
                     <pic:cNvPicPr>
                       <a:picLocks noChangeArrowheads="1" noChangeAspect="1"/>
                     </pic:cNvPicPr>
                   </pic:nvPicPr>
                   <pic:blipFill>
-                    <a:blip r:embed="rId22"/>
+                    <a:blip r:embed="rId21"/>
                     <a:stretch>
                       <a:fillRect/>
                     </a:stretch>
@@ -226,7 +169,7 @@
                   <pic:spPr bwMode="auto">
                     <a:xfrm>
                       <a:off x="0" y="0"/>
-                      <a:ext cx="3657600" cy="1162050"/>
+                      <a:ext cx="5334000" cy="3631481"/>
                     </a:xfrm>
                     <a:prstGeom prst="rect">
                       <a:avLst/>
@@ -258,7 +201,7 @@
         <w:pStyle w:val="BodyText"/>
       </w:pPr>
       <w:r>
-        <w:t xml:space="preserve">Теперь добавим информацию о себе в файле index.md</w:t>
+        <w:t xml:space="preserve">После установки появится ссылка на DVWA</w:t>
       </w:r>
     </w:p>
     <w:p>
@@ -268,20 +211,20 @@
       <w:r>
         <w:drawing>
           <wp:inline>
-            <wp:extent cx="5334000" cy="3527101"/>
+            <wp:extent cx="5334000" cy="495600"/>
             <wp:effectExtent b="0" l="0" r="0" t="0"/>
-            <wp:docPr descr="2" title="" id="26" name="Picture"/>
+            <wp:docPr descr="2" title="" id="25" name="Picture"/>
             <a:graphic>
               <a:graphicData uri="http://schemas.openxmlformats.org/drawingml/2006/picture">
                 <pic:pic>
                   <pic:nvPicPr>
-                    <pic:cNvPr descr="image/2.png" id="27" name="Picture"/>
+                    <pic:cNvPr descr="image/2.png" id="26" name="Picture"/>
                     <pic:cNvPicPr>
                       <a:picLocks noChangeArrowheads="1" noChangeAspect="1"/>
                     </pic:cNvPicPr>
                   </pic:nvPicPr>
                   <pic:blipFill>
-                    <a:blip r:embed="rId25"/>
+                    <a:blip r:embed="rId24"/>
                     <a:stretch>
                       <a:fillRect/>
                     </a:stretch>
@@ -289,7 +232,7 @@
                   <pic:spPr bwMode="auto">
                     <a:xfrm>
                       <a:off x="0" y="0"/>
-                      <a:ext cx="5334000" cy="3527101"/>
+                      <a:ext cx="5334000" cy="495600"/>
                     </a:xfrm>
                     <a:prstGeom prst="rect">
                       <a:avLst/>
@@ -316,31 +259,12 @@
         <w:t xml:space="preserve">2</w:t>
       </w:r>
     </w:p>
-    <w:bookmarkEnd w:id="28"/>
-    <w:bookmarkStart w:id="35" w:name="интересы-и-образование"/>
-    <w:p>
-      <w:pPr>
-        <w:pStyle w:val="Heading1"/>
-      </w:pPr>
-      <w:r>
-        <w:rPr>
-          <w:rStyle w:val="SectionNumber"/>
-        </w:rPr>
-        <w:t xml:space="preserve">4</w:t>
-      </w:r>
-      <w:r>
-        <w:tab/>
-      </w:r>
-      <w:r>
-        <w:t xml:space="preserve">Интересы и образование</w:t>
-      </w:r>
-    </w:p>
-    <w:p>
-      <w:pPr>
-        <w:pStyle w:val="FirstParagraph"/>
-      </w:pPr>
-      <w:r>
-        <w:t xml:space="preserve">Добавляем там же информацию об интересах и образовании</w:t>
+    <w:p>
+      <w:pPr>
+        <w:pStyle w:val="BodyText"/>
+      </w:pPr>
+      <w:r>
+        <w:t xml:space="preserve">Откроем ее и нажмем на create / reset Database</w:t>
       </w:r>
     </w:p>
     <w:p>
@@ -350,20 +274,20 @@
       <w:r>
         <w:drawing>
           <wp:inline>
-            <wp:extent cx="5334000" cy="1797103"/>
+            <wp:extent cx="5334000" cy="1638300"/>
             <wp:effectExtent b="0" l="0" r="0" t="0"/>
-            <wp:docPr descr="3" title="" id="30" name="Picture"/>
+            <wp:docPr descr="5" title="" id="28" name="Picture"/>
             <a:graphic>
               <a:graphicData uri="http://schemas.openxmlformats.org/drawingml/2006/picture">
                 <pic:pic>
                   <pic:nvPicPr>
-                    <pic:cNvPr descr="image/3.png" id="31" name="Picture"/>
+                    <pic:cNvPr descr="image/5.png" id="29" name="Picture"/>
                     <pic:cNvPicPr>
                       <a:picLocks noChangeArrowheads="1" noChangeAspect="1"/>
                     </pic:cNvPicPr>
                   </pic:nvPicPr>
                   <pic:blipFill>
-                    <a:blip r:embed="rId29"/>
+                    <a:blip r:embed="rId27"/>
                     <a:stretch>
                       <a:fillRect/>
                     </a:stretch>
@@ -371,7 +295,7 @@
                   <pic:spPr bwMode="auto">
                     <a:xfrm>
                       <a:off x="0" y="0"/>
-                      <a:ext cx="5334000" cy="1797103"/>
+                      <a:ext cx="5334000" cy="1638300"/>
                     </a:xfrm>
                     <a:prstGeom prst="rect">
                       <a:avLst/>
@@ -395,7 +319,7 @@
         <w:pStyle w:val="ImageCaption"/>
       </w:pPr>
       <w:r>
-        <w:t xml:space="preserve">3</w:t>
+        <w:t xml:space="preserve">5</w:t>
       </w:r>
     </w:p>
     <w:p>
@@ -403,7 +327,7 @@
         <w:pStyle w:val="BodyText"/>
       </w:pPr>
       <w:r>
-        <w:t xml:space="preserve">Напишем пост о прошедшей неделе в папке post</w:t>
+        <w:t xml:space="preserve">Затем введем данные которые выдались после установки DVWA</w:t>
       </w:r>
     </w:p>
     <w:p>
@@ -413,20 +337,20 @@
       <w:r>
         <w:drawing>
           <wp:inline>
-            <wp:extent cx="5334000" cy="2400300"/>
+            <wp:extent cx="2171700" cy="1133475"/>
             <wp:effectExtent b="0" l="0" r="0" t="0"/>
-            <wp:docPr descr="4" title="" id="33" name="Picture"/>
+            <wp:docPr descr="3" title="" id="31" name="Picture"/>
             <a:graphic>
               <a:graphicData uri="http://schemas.openxmlformats.org/drawingml/2006/picture">
                 <pic:pic>
                   <pic:nvPicPr>
-                    <pic:cNvPr descr="image/4.png" id="34" name="Picture"/>
+                    <pic:cNvPr descr="image/3.png" id="32" name="Picture"/>
                     <pic:cNvPicPr>
                       <a:picLocks noChangeArrowheads="1" noChangeAspect="1"/>
                     </pic:cNvPicPr>
                   </pic:nvPicPr>
                   <pic:blipFill>
-                    <a:blip r:embed="rId32"/>
+                    <a:blip r:embed="rId30"/>
                     <a:stretch>
                       <a:fillRect/>
                     </a:stretch>
@@ -434,7 +358,7 @@
                   <pic:spPr bwMode="auto">
                     <a:xfrm>
                       <a:off x="0" y="0"/>
-                      <a:ext cx="5334000" cy="2400300"/>
+                      <a:ext cx="2171700" cy="1133475"/>
                     </a:xfrm>
                     <a:prstGeom prst="rect">
                       <a:avLst/>
@@ -458,11 +382,74 @@
         <w:pStyle w:val="ImageCaption"/>
       </w:pPr>
       <w:r>
+        <w:t xml:space="preserve">3</w:t>
+      </w:r>
+    </w:p>
+    <w:p>
+      <w:pPr>
+        <w:pStyle w:val="BodyText"/>
+      </w:pPr>
+      <w:r>
+        <w:t xml:space="preserve">После чего мы увидим, что у нас все получилось и мы зашли</w:t>
+      </w:r>
+    </w:p>
+    <w:p>
+      <w:pPr>
+        <w:pStyle w:val="CaptionedFigure"/>
+      </w:pPr>
+      <w:r>
+        <w:drawing>
+          <wp:inline>
+            <wp:extent cx="5334000" cy="6183460"/>
+            <wp:effectExtent b="0" l="0" r="0" t="0"/>
+            <wp:docPr descr="4" title="" id="34" name="Picture"/>
+            <a:graphic>
+              <a:graphicData uri="http://schemas.openxmlformats.org/drawingml/2006/picture">
+                <pic:pic>
+                  <pic:nvPicPr>
+                    <pic:cNvPr descr="image/4.png" id="35" name="Picture"/>
+                    <pic:cNvPicPr>
+                      <a:picLocks noChangeArrowheads="1" noChangeAspect="1"/>
+                    </pic:cNvPicPr>
+                  </pic:nvPicPr>
+                  <pic:blipFill>
+                    <a:blip r:embed="rId33"/>
+                    <a:stretch>
+                      <a:fillRect/>
+                    </a:stretch>
+                  </pic:blipFill>
+                  <pic:spPr bwMode="auto">
+                    <a:xfrm>
+                      <a:off x="0" y="0"/>
+                      <a:ext cx="5334000" cy="6183460"/>
+                    </a:xfrm>
+                    <a:prstGeom prst="rect">
+                      <a:avLst/>
+                    </a:prstGeom>
+                    <a:noFill/>
+                    <a:ln w="9525">
+                      <a:noFill/>
+                      <a:headEnd/>
+                      <a:tailEnd/>
+                    </a:ln>
+                  </pic:spPr>
+                </pic:pic>
+              </a:graphicData>
+            </a:graphic>
+          </wp:inline>
+        </w:drawing>
+      </w:r>
+    </w:p>
+    <w:p>
+      <w:pPr>
+        <w:pStyle w:val="ImageCaption"/>
+      </w:pPr>
+      <w:r>
         <w:t xml:space="preserve">4</w:t>
       </w:r>
     </w:p>
-    <w:bookmarkEnd w:id="35"/>
-    <w:bookmarkStart w:id="36" w:name="вывод"/>
+    <w:bookmarkEnd w:id="36"/>
+    <w:bookmarkStart w:id="37" w:name="вывод"/>
     <w:p>
       <w:pPr>
         <w:pStyle w:val="Heading1"/>
@@ -471,7 +458,7 @@
         <w:rPr>
           <w:rStyle w:val="SectionNumber"/>
         </w:rPr>
-        <w:t xml:space="preserve">5</w:t>
+        <w:t xml:space="preserve">3</w:t>
       </w:r>
       <w:r>
         <w:tab/>
@@ -485,10 +472,10 @@
         <w:pStyle w:val="FirstParagraph"/>
       </w:pPr>
       <w:r>
-        <w:t xml:space="preserve">В результате работы были добавлены основные элементы об авторе, а также написано 2 поста</w:t>
-      </w:r>
-    </w:p>
-    <w:bookmarkEnd w:id="36"/>
+        <w:t xml:space="preserve">В результате работы был установлен DVWA в гостевую систему к Kali Linux.</w:t>
+      </w:r>
+    </w:p>
+    <w:bookmarkEnd w:id="37"/>
     <w:sectPr/>
   </w:body>
 </w:document>
